--- a/docs/word/04_Test_Case_Specification.docx
+++ b/docs/word/04_Test_Case_Specification.docx
@@ -7320,7 +7320,7 @@
               <w:rPr>
                 <w:sz w:val="16"/>
               </w:rPr>
-              <w:t>Tiles fill the phone screen</w:t>
+              <w:t>Compact home tiles</w:t>
             </w:r>
           </w:p>
         </w:tc>
@@ -7575,7 +7575,7 @@
               <w:rPr>
                 <w:sz w:val="16"/>
               </w:rPr>
-              <w:t>Touch-target sizes</w:t>
+              <w:t>Button sizes match the tokens</w:t>
             </w:r>
           </w:p>
         </w:tc>
@@ -30172,7 +30172,7 @@
         <w:pStyle w:val="Heading2"/>
       </w:pPr>
       <w:r>
-        <w:t>FR-22 Large, screen-relative controls</w:t>
+        <w:t>FR-22 Compact, screen-relative controls</w:t>
       </w:r>
     </w:p>
     <w:p>
@@ -30180,7 +30180,7 @@
         <w:pStyle w:val="Heading3"/>
       </w:pPr>
       <w:r>
-        <w:t>TC-22-1 Tiles fill the phone screen</w:t>
+        <w:t>TC-22-1 Compact home tiles</w:t>
       </w:r>
     </w:p>
     <w:tbl>
@@ -30267,7 +30267,7 @@
               <w:rPr>
                 <w:sz w:val="17"/>
               </w:rPr>
-              <w:t>FR-22 Large, screen-relative controls</w:t>
+              <w:t>FR-22 Compact, screen-relative controls</w:t>
             </w:r>
           </w:p>
         </w:tc>
@@ -30423,7 +30423,7 @@
               <w:rPr>
                 <w:sz w:val="17"/>
               </w:rPr>
-              <w:t>The four tiles share the space between banner and language bar with no empty band below; each at least 140 dp tall.</w:t>
+              <w:t>The four tiles wrap to their content, each about 70 dp tall with a 22 dp icon and 14 sp title; they do not stretch to fill the screen.</w:t>
             </w:r>
           </w:p>
         </w:tc>
@@ -30625,7 +30625,7 @@
               <w:rPr>
                 <w:sz w:val="17"/>
               </w:rPr>
-              <w:t>FR-22 Large, screen-relative controls, NFR-08 Compatibility</w:t>
+              <w:t>FR-22 Compact, screen-relative controls, NFR-08 Compatibility</w:t>
             </w:r>
           </w:p>
         </w:tc>
@@ -30781,7 +30781,7 @@
               <w:rPr>
                 <w:sz w:val="17"/>
               </w:rPr>
-              <w:t>Tiles &gt;= 200 dp, primary buttons 72 dp, text 22 sp; nothing clipped.</w:t>
+              <w:t>Tiles about 100 dp, primary buttons 36 dp, button text 14 sp; nothing clipped.</w:t>
             </w:r>
           </w:p>
         </w:tc>
@@ -30983,7 +30983,7 @@
               <w:rPr>
                 <w:sz w:val="17"/>
               </w:rPr>
-              <w:t>FR-22 Large, screen-relative controls</w:t>
+              <w:t>FR-22 Compact, screen-relative controls</w:t>
             </w:r>
           </w:p>
         </w:tc>
@@ -31150,7 +31150,7 @@
               <w:rPr>
                 <w:sz w:val="17"/>
               </w:rPr>
-              <w:t>Tiles keep their minimum height and the column scrolls; nothing overlaps.</w:t>
+              <w:t>Content scrolls if it does not fit; nothing overlaps or clips.</w:t>
             </w:r>
           </w:p>
         </w:tc>
@@ -31265,7 +31265,7 @@
         <w:pStyle w:val="Heading3"/>
       </w:pPr>
       <w:r>
-        <w:t>TC-22-4 Touch-target sizes</w:t>
+        <w:t>TC-22-4 Button sizes match the tokens</w:t>
       </w:r>
     </w:p>
     <w:tbl>
@@ -31352,7 +31352,7 @@
               <w:rPr>
                 <w:sz w:val="17"/>
               </w:rPr>
-              <w:t>FR-22 Large, screen-relative controls, NFR-07 Accessibility</w:t>
+              <w:t>FR-22 Compact, screen-relative controls, NFR-07 Accessibility</w:t>
             </w:r>
           </w:p>
         </w:tc>
@@ -31469,7 +31469,18 @@
               <w:rPr>
                 <w:sz w:val="17"/>
               </w:rPr>
-              <w:t>1. Run Accessibility Scanner on every screen.</w:t>
+              <w:t>1. Measure buttons with Layout Inspector on every screen.</w:t>
+            </w:r>
+          </w:p>
+          <w:p>
+            <w:pPr>
+              <w:spacing w:after="20"/>
+            </w:pPr>
+            <w:r>
+              <w:rPr>
+                <w:sz w:val="17"/>
+              </w:rPr>
+              <w:t>2. Run Accessibility Scanner.</w:t>
             </w:r>
           </w:p>
         </w:tc>
@@ -31508,7 +31519,7 @@
               <w:rPr>
                 <w:sz w:val="17"/>
               </w:rPr>
-              <w:t>No touch target smaller than 48 dp is reported.</w:t>
+              <w:t>Buttons are 30 dp tall, icon buttons 28 dp, small icon buttons 24 dp (phone). The scanner's touch-target warnings are expected (KI-07) and recorded, not failed.</w:t>
             </w:r>
           </w:p>
         </w:tc>
@@ -36549,7 +36560,7 @@
               <w:rPr>
                 <w:sz w:val="16"/>
               </w:rPr>
-              <w:t>Large, screen-relative controls</w:t>
+              <w:t>Compact, screen-relative controls</w:t>
             </w:r>
           </w:p>
         </w:tc>
@@ -38555,6 +38566,75 @@
               <w:rPr>
                 <w:sz w:val="18"/>
               </w:rPr>
+              <w:t>KI-07</w:t>
+            </w:r>
+          </w:p>
+        </w:tc>
+        <w:tc>
+          <w:tcPr>
+            <w:tcW w:type="dxa" w:w="1587"/>
+          </w:tcPr>
+          <w:p>
+            <w:pPr>
+              <w:spacing w:after="20" w:line="252" w:lineRule="auto"/>
+            </w:pPr>
+            <w:r>
+              <w:rPr>
+                <w:sz w:val="18"/>
+              </w:rPr>
+              <w:t>Accessibility</w:t>
+            </w:r>
+          </w:p>
+        </w:tc>
+        <w:tc>
+          <w:tcPr>
+            <w:tcW w:type="dxa" w:w="4309"/>
+          </w:tcPr>
+          <w:p>
+            <w:pPr>
+              <w:spacing w:after="20" w:line="252" w:lineRule="auto"/>
+            </w:pPr>
+            <w:r>
+              <w:rPr>
+                <w:sz w:val="18"/>
+              </w:rPr>
+              <w:t>The compact sizes put several touch targets (24-32 dp icon buttons, 30 dp buttons, 32 dp side-menu items) below Android's 48 dp guideline.</w:t>
+            </w:r>
+          </w:p>
+        </w:tc>
+        <w:tc>
+          <w:tcPr>
+            <w:tcW w:type="dxa" w:w="2438"/>
+          </w:tcPr>
+          <w:p>
+            <w:pPr>
+              <w:spacing w:after="20" w:line="252" w:lineRule="auto"/>
+            </w:pPr>
+            <w:r>
+              <w:rPr>
+                <w:sz w:val="18"/>
+              </w:rPr>
+              <w:t>Deliberate, per the compact-UI request; raise the tokens in dimens.xml if accessibility takes priority.</w:t>
+            </w:r>
+          </w:p>
+        </w:tc>
+      </w:tr>
+      <w:tr>
+        <w:trPr>
+          <w:cantSplit w:val="true"/>
+        </w:trPr>
+        <w:tc>
+          <w:tcPr>
+            <w:tcW w:type="dxa" w:w="907"/>
+          </w:tcPr>
+          <w:p>
+            <w:pPr>
+              <w:spacing w:after="20" w:line="252" w:lineRule="auto"/>
+            </w:pPr>
+            <w:r>
+              <w:rPr>
+                <w:sz w:val="18"/>
+              </w:rPr>
               <w:t>KI-06</w:t>
             </w:r>
           </w:p>
@@ -38587,7 +38667,7 @@
               <w:rPr>
                 <w:sz w:val="18"/>
               </w:rPr>
-              <w:t>The UI changes (large controls, collapsible menu) and the rendering change have not yet been compiled or run on a device in this revision.</w:t>
+              <w:t>The UI changes (compact controls, collapsible menu) and the rendering change have not yet been compiled or run on a device in this revision.</w:t>
             </w:r>
           </w:p>
         </w:tc>
